--- a/qcoder-web-autotest-agent/docs/开发使用说明与工作流简介.docx
+++ b/qcoder-web-autotest-agent/docs/开发使用说明与工作流简介.docx
@@ -59,7 +59,7 @@
           <w:color w:val="595959"/>
           <w:sz w:val="18"/>
         </w:rPr>
-        <w:t>版本：v1.1（对齐当前整合版本：INTL 双 UI 变体 + 真机报告工具链）  |  日期：2026-09-02</w:t>
+        <w:t>版本：v1.2（对齐 2026-09-03 优化：双协议访问 / 动态分析结论 / 单套件 SOP）  |  日期：2026-09-03</w:t>
       </w:r>
     </w:p>
     <w:p>
@@ -115,7 +115,7 @@
           <w:b w:val="0"/>
           <w:sz w:val="21"/>
         </w:rPr>
-        <w:t>当前规模：INTL 新 UI 24 套件 109 条 + 老 UI 6 套件 39 条 + CM 真机/mock 多套件；新 UI 全量真机回归实测 107 条 / 通过率 95.3%（24.7 分钟），status 专项 7/7 全过（约 64 秒）。</w:t>
+        <w:t>当前规模与实测：INTL 新 UI 24 套件 109 条 + 老 UI 6 套件 39 条 + CM 多套件；HG6142HT 新 UI 真机全量回归 107 条 / 通过率 95.3%（约 25 分钟）；status / login 单套件专项 100% 通过（约 1 分钟/套件）。</w:t>
       </w:r>
     </w:p>
     <w:p>
@@ -206,7 +206,7 @@
           <w:b w:val="0"/>
           <w:sz w:val="18"/>
         </w:rPr>
-        <w:t>① 扫描真实 UI 源码 + 索引（setItemId -&gt; fhId_* 元素、菜单路由、下拉选项）</w:t>
+        <w:t>(1) 扫描真实 UI 源码 + 索引（setItemId -&gt; fhId_* 元素、菜单路由、下拉选项）</w:t>
       </w:r>
     </w:p>
     <w:p>
@@ -236,7 +236,7 @@
           <w:b w:val="0"/>
           <w:sz w:val="18"/>
         </w:rPr>
-        <w:t>② 自动生成可执行 JSON 用例（含需求差距 gap 检测）</w:t>
+        <w:t>(2) 自动生成可执行 JSON 用例（含需求差距 gap 检测）</w:t>
       </w:r>
     </w:p>
     <w:p>
@@ -266,7 +266,7 @@
           <w:b w:val="0"/>
           <w:sz w:val="18"/>
         </w:rPr>
-        <w:t>③ 设备 Profile + Selector 解析（运营商目录隔离，敏感信息经 .env 注入）</w:t>
+        <w:t>(3) 设备 Profile + Selector 解析（运营商目录隔离，敏感信息经 .env 注入）</w:t>
       </w:r>
     </w:p>
     <w:p>
@@ -296,7 +296,7 @@
           <w:b w:val="0"/>
           <w:sz w:val="18"/>
         </w:rPr>
-        <w:t>④ 执行：CM runner/run_suite.py  /  INTL runner/run_intl_real.py（new_ui/html 双变体）</w:t>
+        <w:t>(4) 执行：CM runner/run_suite.py  /  INTL runner/run_intl_real.py（new_ui/html 双变体，</w:t>
       </w:r>
     </w:p>
     <w:p>
@@ -311,7 +311,7 @@
           <w:b w:val="0"/>
           <w:sz w:val="18"/>
         </w:rPr>
-        <w:t xml:space="preserve">      真机 Playwright（--env real + 截图）  /  离线 Mock（--env mock）</w:t>
+        <w:t xml:space="preserve">      --scheme 双协议自动探测 HTTPS 优先）   真机 Playwright + 截图 / 离线 Mock</w:t>
       </w:r>
     </w:p>
     <w:p>
@@ -341,7 +341,7 @@
           <w:b w:val="0"/>
           <w:sz w:val="18"/>
         </w:rPr>
-        <w:t>⑤ 自动报告：result.json + report.html + 截图（reports/&lt;run_id&gt;/）</w:t>
+        <w:t>(5) 自动报告：result.json（含逐用例耗时）+ 截图（reports/&lt;run_id&gt;/）</w:t>
       </w:r>
     </w:p>
     <w:p>
@@ -371,7 +371,7 @@
           <w:b w:val="0"/>
           <w:sz w:val="18"/>
         </w:rPr>
-        <w:t>⑥ Word 报告生成：tools/gen_intl_word.py（INTL）/ gen_word_report.py（CM）</w:t>
+        <w:t>(6) Word 报告：tools/gen_intl_word.py（分析结论按本轮 result.json 动态生成）</w:t>
       </w:r>
     </w:p>
     <w:p>
@@ -386,7 +386,7 @@
           <w:b w:val="0"/>
           <w:sz w:val="18"/>
         </w:rPr>
-        <w:t xml:space="preserve">      / e2e_bootstrap gen-case-doc.js（统一 DOCX 模板）</w:t>
+        <w:t xml:space="preserve">      / gen_word_report.py（CM）/ e2e_bootstrap gen-case-doc.js（统一 DOCX 模板）</w:t>
       </w:r>
     </w:p>
     <w:p>
@@ -416,7 +416,7 @@
           <w:b w:val="0"/>
           <w:sz w:val="18"/>
         </w:rPr>
-        <w:t>⑦ AI 失败分析（selector_changed / product_bug / env_issue / script_bug）</w:t>
+        <w:t>(7) AI 失败分析（selector_changed / product_bug / env_issue / script_bug）</w:t>
       </w:r>
     </w:p>
     <w:p>
@@ -446,7 +446,7 @@
           <w:b w:val="0"/>
           <w:sz w:val="18"/>
         </w:rPr>
-        <w:t>⑧ AI 覆盖分析（页面覆盖矩阵 / 缺口补充建议）</w:t>
+        <w:t>(8) AI 覆盖分析（页面覆盖矩阵 / 缺口补充建议）</w:t>
       </w:r>
     </w:p>
     <w:p>
@@ -696,7 +696,7 @@
         </w:tc>
         <w:tc>
           <w:tcPr>
-            <w:tcW w:type="dxa" w:w="2948"/>
+            <w:tcW w:type="dxa" w:w="2721"/>
             <w:shd w:val="clear" w:color="auto" w:fill="1F4E79"/>
           </w:tcPr>
           <w:p>
@@ -714,7 +714,7 @@
         </w:tc>
         <w:tc>
           <w:tcPr>
-            <w:tcW w:type="dxa" w:w="4025"/>
+            <w:tcW w:type="dxa" w:w="4252"/>
             <w:shd w:val="clear" w:color="auto" w:fill="1F4E79"/>
           </w:tcPr>
           <w:p>
@@ -750,7 +750,7 @@
         </w:tc>
         <w:tc>
           <w:tcPr>
-            <w:tcW w:type="dxa" w:w="2948"/>
+            <w:tcW w:type="dxa" w:w="2721"/>
           </w:tcPr>
           <w:p>
             <w:r/>
@@ -766,7 +766,7 @@
         </w:tc>
         <w:tc>
           <w:tcPr>
-            <w:tcW w:type="dxa" w:w="4025"/>
+            <w:tcW w:type="dxa" w:w="4252"/>
           </w:tcPr>
           <w:p>
             <w:r/>
@@ -800,7 +800,7 @@
         </w:tc>
         <w:tc>
           <w:tcPr>
-            <w:tcW w:type="dxa" w:w="2948"/>
+            <w:tcW w:type="dxa" w:w="2721"/>
           </w:tcPr>
           <w:p>
             <w:r/>
@@ -816,7 +816,7 @@
         </w:tc>
         <w:tc>
           <w:tcPr>
-            <w:tcW w:type="dxa" w:w="4025"/>
+            <w:tcW w:type="dxa" w:w="4252"/>
           </w:tcPr>
           <w:p>
             <w:r/>
@@ -850,7 +850,7 @@
         </w:tc>
         <w:tc>
           <w:tcPr>
-            <w:tcW w:type="dxa" w:w="2948"/>
+            <w:tcW w:type="dxa" w:w="2721"/>
           </w:tcPr>
           <w:p>
             <w:r/>
@@ -866,7 +866,7 @@
         </w:tc>
         <w:tc>
           <w:tcPr>
-            <w:tcW w:type="dxa" w:w="4025"/>
+            <w:tcW w:type="dxa" w:w="4252"/>
           </w:tcPr>
           <w:p>
             <w:r/>
@@ -894,13 +894,63 @@
                 <w:b w:val="0"/>
                 <w:sz w:val="19"/>
               </w:rPr>
+              <w:t>INTL 访问协议</w:t>
+            </w:r>
+          </w:p>
+        </w:tc>
+        <w:tc>
+          <w:tcPr>
+            <w:tcW w:type="dxa" w:w="2721"/>
+          </w:tcPr>
+          <w:p>
+            <w:r/>
+            <w:r>
+              <w:rPr>
+                <w:rFonts w:ascii="Calibri" w:hAnsi="Calibri" w:eastAsia="微软雅黑"/>
+                <w:b w:val="0"/>
+                <w:sz w:val="19"/>
+              </w:rPr>
+              <w:t>--scheme https / http / auto</w:t>
+            </w:r>
+          </w:p>
+        </w:tc>
+        <w:tc>
+          <w:tcPr>
+            <w:tcW w:type="dxa" w:w="4252"/>
+          </w:tcPr>
+          <w:p>
+            <w:r/>
+            <w:r>
+              <w:rPr>
+                <w:rFonts w:ascii="Calibri" w:hAnsi="Calibri" w:eastAsia="微软雅黑"/>
+                <w:b w:val="0"/>
+                <w:sz w:val="19"/>
+              </w:rPr>
+              <w:t>自然语言可选；auto=HTTPS 优先探测，自签证书自动忽略</w:t>
+            </w:r>
+          </w:p>
+        </w:tc>
+      </w:tr>
+      <w:tr>
+        <w:tc>
+          <w:tcPr>
+            <w:tcW w:type="dxa" w:w="1814"/>
+          </w:tcPr>
+          <w:p>
+            <w:r/>
+            <w:r>
+              <w:rPr>
+                <w:rFonts w:ascii="Calibri" w:hAnsi="Calibri" w:eastAsia="微软雅黑"/>
+                <w:b w:val="0"/>
+                <w:sz w:val="19"/>
+              </w:rPr>
               <w:t>INTL 执行入口</w:t>
             </w:r>
           </w:p>
         </w:tc>
         <w:tc>
           <w:tcPr>
-            <w:tcW w:type="dxa" w:w="2948"/>
+            <w:tcW w:type="dxa" w:w="2721"/>
           </w:tcPr>
           <w:p>
             <w:r/>
@@ -916,7 +966,7 @@
         </w:tc>
         <w:tc>
           <w:tcPr>
-            <w:tcW w:type="dxa" w:w="4025"/>
+            <w:tcW w:type="dxa" w:w="4252"/>
           </w:tcPr>
           <w:p>
             <w:r/>
@@ -926,7 +976,7 @@
                 <w:b w:val="0"/>
                 <w:sz w:val="19"/>
               </w:rPr>
-              <w:t>每用例独立 context、耗时统计、结果落 reports/intl_real*/</w:t>
+              <w:t>独立执行器：每用例独立 context、逐用例耗时统计</w:t>
             </w:r>
           </w:p>
         </w:tc>
@@ -950,7 +1000,7 @@
         </w:tc>
         <w:tc>
           <w:tcPr>
-            <w:tcW w:type="dxa" w:w="2948"/>
+            <w:tcW w:type="dxa" w:w="2721"/>
           </w:tcPr>
           <w:p>
             <w:r/>
@@ -966,7 +1016,7 @@
         </w:tc>
         <w:tc>
           <w:tcPr>
-            <w:tcW w:type="dxa" w:w="4025"/>
+            <w:tcW w:type="dxa" w:w="4252"/>
           </w:tcPr>
           <w:p>
             <w:r/>
@@ -1000,7 +1050,7 @@
         </w:tc>
         <w:tc>
           <w:tcPr>
-            <w:tcW w:type="dxa" w:w="2948"/>
+            <w:tcW w:type="dxa" w:w="2721"/>
           </w:tcPr>
           <w:p>
             <w:r/>
@@ -1016,7 +1066,7 @@
         </w:tc>
         <w:tc>
           <w:tcPr>
-            <w:tcW w:type="dxa" w:w="4025"/>
+            <w:tcW w:type="dxa" w:w="4252"/>
           </w:tcPr>
           <w:p>
             <w:r/>
@@ -1208,7 +1258,7 @@
           <w:b w:val="0"/>
           <w:sz w:val="18"/>
         </w:rPr>
-        <w:t>│   └── run_intl_real.py      # INTL 真机执行器（new_ui/html 双变体）</w:t>
+        <w:t>│   └── run_intl_real.py      # INTL 真机执行器（双变体 + --scheme 双协议）</w:t>
       </w:r>
     </w:p>
     <w:p>
@@ -1313,7 +1363,7 @@
           <w:b w:val="0"/>
           <w:sz w:val="18"/>
         </w:rPr>
-        <w:t>│   ├── gen_intl_word.py      # INTL Word 报告生成（双变体 + 单套件过滤 + FH 品牌化）</w:t>
+        <w:t>│   ├── gen_intl_word.py      # INTL Word 报告（双变体+单套件过滤+动态分析结论+FH品牌化）</w:t>
       </w:r>
     </w:p>
     <w:p>
@@ -1343,6 +1393,21 @@
           <w:b w:val="0"/>
           <w:sz w:val="18"/>
         </w:rPr>
+        <w:t>│   ├── gen_usage_doc.py      # 本文档生成脚本</w:t>
+      </w:r>
+    </w:p>
+    <w:p>
+      <w:pPr>
+        <w:shd w:val="clear" w:color="auto" w:fill="F2F2F2"/>
+        <w:spacing w:after="0"/>
+        <w:ind w:left="170"/>
+      </w:pPr>
+      <w:r>
+        <w:rPr>
+          <w:rFonts w:ascii="Consolas" w:hAnsi="Consolas" w:eastAsia="微软雅黑"/>
+          <w:b w:val="0"/>
+          <w:sz w:val="18"/>
+        </w:rPr>
         <w:t>│   └── docx_branding.py      # 封面 logo + 页眉品牌化</w:t>
       </w:r>
     </w:p>
@@ -1388,7 +1453,7 @@
           <w:b w:val="0"/>
           <w:sz w:val="18"/>
         </w:rPr>
-        <w:t>└── docs/                     # USAGE / DEPLOYMENT / IMPLEMENTATION_EFFECTS / TEMPLATES</w:t>
+        <w:t>└── docs/                     # USAGE / DEPLOYMENT / 本文档 / case-docs 交付物</w:t>
       </w:r>
     </w:p>
     <w:p>
@@ -1567,6 +1632,35 @@
           <w:sz w:val="18"/>
         </w:rPr>
         <w:t># CM 设备：  QCT_CM_BASE_URL / QCT_CM_ADMIN_USER / QCT_CM_ADMIN_PASS ...</w:t>
+      </w:r>
+    </w:p>
+    <w:p>
+      <w:pPr>
+        <w:shd w:val="clear" w:color="auto" w:fill="F2F2F2"/>
+        <w:spacing w:after="0"/>
+        <w:ind w:left="170"/>
+      </w:pPr>
+      <w:r>
+        <w:rPr>
+          <w:rFonts w:ascii="Consolas" w:hAnsi="Consolas" w:eastAsia="微软雅黑"/>
+          <w:b w:val="0"/>
+          <w:sz w:val="18"/>
+        </w:rPr>
+      </w:r>
+    </w:p>
+    <w:p>
+      <w:pPr>
+        <w:shd w:val="clear" w:color="auto" w:fill="F2F2F2"/>
+        <w:spacing w:after="0"/>
+        <w:ind w:left="170"/>
+      </w:pPr>
+      <w:r>
+        <w:rPr>
+          <w:rFonts w:ascii="Consolas" w:hAnsi="Consolas" w:eastAsia="微软雅黑"/>
+          <w:b w:val="0"/>
+          <w:sz w:val="18"/>
+        </w:rPr>
+        <w:t># Windows venv 注意：若 venv 根目录无 python.exe，解释器在 venv\Scripts\python.exe</w:t>
       </w:r>
     </w:p>
     <w:p>
@@ -1695,7 +1789,7 @@
                 <w:b w:val="0"/>
                 <w:sz w:val="19"/>
               </w:rPr>
-              <w:t>python runner/run_intl_real.py --suite all</w:t>
+              <w:t>python runner/run_intl_real.py --suite all --scheme auto</w:t>
             </w:r>
           </w:p>
         </w:tc>
@@ -1729,7 +1823,41 @@
                 <w:b w:val="0"/>
                 <w:sz w:val="19"/>
               </w:rPr>
-              <w:t>python runner/run_intl_real.py --suite status</w:t>
+              <w:t>python runner/run_intl_real.py --suite status --scheme auto</w:t>
+            </w:r>
+          </w:p>
+        </w:tc>
+      </w:tr>
+      <w:tr>
+        <w:tc>
+          <w:tcPr>
+            <w:tcW w:type="dxa" w:w="2608"/>
+          </w:tcPr>
+          <w:p>
+            <w:r/>
+            <w:r>
+              <w:rPr>
+                <w:rFonts w:ascii="Calibri" w:hAnsi="Calibri" w:eastAsia="微软雅黑"/>
+                <w:b w:val="0"/>
+                <w:sz w:val="19"/>
+              </w:rPr>
+              <w:t>INTL 指定明文 HTTP 访问</w:t>
+            </w:r>
+          </w:p>
+        </w:tc>
+        <w:tc>
+          <w:tcPr>
+            <w:tcW w:type="dxa" w:w="6180"/>
+          </w:tcPr>
+          <w:p>
+            <w:r/>
+            <w:r>
+              <w:rPr>
+                <w:rFonts w:ascii="Calibri" w:hAnsi="Calibri" w:eastAsia="微软雅黑"/>
+                <w:b w:val="0"/>
+                <w:sz w:val="19"/>
+              </w:rPr>
+              <w:t>python runner/run_intl_real.py --suite status --scheme "http明文"</w:t>
             </w:r>
           </w:p>
         </w:tc>
@@ -1899,7 +2027,7 @@
                 <w:b w:val="0"/>
                 <w:sz w:val="19"/>
               </w:rPr>
-              <w:t>python tools/gen_intl_word.py --result &lt;run_id&gt;</w:t>
+              <w:t>python tools/gen_intl_word.py --result &lt;run_id&gt; --suite &lt;s&gt;</w:t>
             </w:r>
           </w:p>
         </w:tc>
@@ -2288,7 +2416,7 @@
                 <w:b w:val="0"/>
                 <w:sz w:val="19"/>
               </w:rPr>
-              <w:t>配置修改类用例优先只读断言；连续 3 次密码错误锁定 1 分钟（security 锁定套件置末执行）；负向登录用例需 auto_login:false；登录失败走 alert 弹窗断言（dialog 监听）；LAN/DHCP 类用例会触发网络重启，安排在回归末尾防级联失败</w:t>
+              <w:t>配置修改类用例优先只读断言；连续 3 次密码错误锁定 1 分钟（security/锁定类套件置末执行）；负向登录用例需 auto_login:false；登录失败走 alert 弹窗断言（dialog 监听）；LAN/DHCP 类用例会触发网络重启，安排在回归末尾防级联失败</w:t>
             </w:r>
           </w:p>
         </w:tc>
@@ -2352,9 +2480,328 @@
           <w:b w:val="0"/>
           <w:sz w:val="21"/>
         </w:rPr>
-        <w:t>INTL 真机测试统一走 runner/run_intl_real.py，支持 new_ui（SPA 新 UI）与 html（老 UI 多页版）双变体，每条用例独立浏览器 context（状态隔离），逐用例记录 duration_s，结果按变体落盘：</w:t>
+        <w:t>INTL 国际版真机不走 run_suite.py，使用独立执行器 runner/run_intl_real.py：每条用例独立浏览器 context（状态隔离），逐用例记录 duration_s，内置 HTTPS 自签证书忽略，凭据从 .env（QCT_INTL_*）注入。</w:t>
       </w:r>
     </w:p>
+    <w:tbl>
+      <w:tblPr>
+        <w:tblStyle w:val="TableGrid"/>
+        <w:tblW w:type="auto" w:w="0"/>
+        <w:jc w:val="center"/>
+        <w:tblLook w:firstColumn="1" w:firstRow="1" w:lastColumn="0" w:lastRow="0" w:noHBand="0" w:noVBand="1" w:val="04A0"/>
+      </w:tblPr>
+      <w:tblGrid>
+        <w:gridCol w:w="3173"/>
+        <w:gridCol w:w="3173"/>
+        <w:gridCol w:w="3173"/>
+      </w:tblGrid>
+      <w:tr>
+        <w:tc>
+          <w:tcPr>
+            <w:tcW w:type="dxa" w:w="1474"/>
+            <w:shd w:val="clear" w:color="auto" w:fill="1F4E79"/>
+          </w:tcPr>
+          <w:p>
+            <w:r/>
+            <w:r>
+              <w:rPr>
+                <w:rFonts w:ascii="Calibri" w:hAnsi="Calibri" w:eastAsia="微软雅黑"/>
+                <w:b/>
+                <w:color w:val="FFFFFF"/>
+                <w:sz w:val="19"/>
+              </w:rPr>
+              <w:t>参数</w:t>
+            </w:r>
+          </w:p>
+        </w:tc>
+        <w:tc>
+          <w:tcPr>
+            <w:tcW w:type="dxa" w:w="2268"/>
+            <w:shd w:val="clear" w:color="auto" w:fill="1F4E79"/>
+          </w:tcPr>
+          <w:p>
+            <w:r/>
+            <w:r>
+              <w:rPr>
+                <w:rFonts w:ascii="Calibri" w:hAnsi="Calibri" w:eastAsia="微软雅黑"/>
+                <w:b/>
+                <w:color w:val="FFFFFF"/>
+                <w:sz w:val="19"/>
+              </w:rPr>
+              <w:t>取值</w:t>
+            </w:r>
+          </w:p>
+        </w:tc>
+        <w:tc>
+          <w:tcPr>
+            <w:tcW w:type="dxa" w:w="5046"/>
+            <w:shd w:val="clear" w:color="auto" w:fill="1F4E79"/>
+          </w:tcPr>
+          <w:p>
+            <w:r/>
+            <w:r>
+              <w:rPr>
+                <w:rFonts w:ascii="Calibri" w:hAnsi="Calibri" w:eastAsia="微软雅黑"/>
+                <w:b/>
+                <w:color w:val="FFFFFF"/>
+                <w:sz w:val="19"/>
+              </w:rPr>
+              <w:t>说明</w:t>
+            </w:r>
+          </w:p>
+        </w:tc>
+      </w:tr>
+      <w:tr>
+        <w:tc>
+          <w:tcPr>
+            <w:tcW w:type="dxa" w:w="1474"/>
+          </w:tcPr>
+          <w:p>
+            <w:r/>
+            <w:r>
+              <w:rPr>
+                <w:rFonts w:ascii="Calibri" w:hAnsi="Calibri" w:eastAsia="微软雅黑"/>
+                <w:b w:val="0"/>
+                <w:sz w:val="19"/>
+              </w:rPr>
+              <w:t>--suite</w:t>
+            </w:r>
+          </w:p>
+        </w:tc>
+        <w:tc>
+          <w:tcPr>
+            <w:tcW w:type="dxa" w:w="2268"/>
+          </w:tcPr>
+          <w:p>
+            <w:r/>
+            <w:r>
+              <w:rPr>
+                <w:rFonts w:ascii="Calibri" w:hAnsi="Calibri" w:eastAsia="微软雅黑"/>
+                <w:b w:val="0"/>
+                <w:sz w:val="19"/>
+              </w:rPr>
+              <w:t>套件名 / all</w:t>
+            </w:r>
+          </w:p>
+        </w:tc>
+        <w:tc>
+          <w:tcPr>
+            <w:tcW w:type="dxa" w:w="5046"/>
+          </w:tcPr>
+          <w:p>
+            <w:r/>
+            <w:r>
+              <w:rPr>
+                <w:rFonts w:ascii="Calibri" w:hAnsi="Calibri" w:eastAsia="微软雅黑"/>
+                <w:b w:val="0"/>
+                <w:sz w:val="19"/>
+              </w:rPr>
+              <w:t>status、login、wan、reboot、security… 或全量</w:t>
+            </w:r>
+          </w:p>
+        </w:tc>
+      </w:tr>
+      <w:tr>
+        <w:tc>
+          <w:tcPr>
+            <w:tcW w:type="dxa" w:w="1474"/>
+          </w:tcPr>
+          <w:p>
+            <w:r/>
+            <w:r>
+              <w:rPr>
+                <w:rFonts w:ascii="Calibri" w:hAnsi="Calibri" w:eastAsia="微软雅黑"/>
+                <w:b w:val="0"/>
+                <w:sz w:val="19"/>
+              </w:rPr>
+              <w:t>--variant</w:t>
+            </w:r>
+          </w:p>
+        </w:tc>
+        <w:tc>
+          <w:tcPr>
+            <w:tcW w:type="dxa" w:w="2268"/>
+          </w:tcPr>
+          <w:p>
+            <w:r/>
+            <w:r>
+              <w:rPr>
+                <w:rFonts w:ascii="Calibri" w:hAnsi="Calibri" w:eastAsia="微软雅黑"/>
+                <w:b w:val="0"/>
+                <w:sz w:val="19"/>
+              </w:rPr>
+              <w:t>new_ui / html</w:t>
+            </w:r>
+          </w:p>
+        </w:tc>
+        <w:tc>
+          <w:tcPr>
+            <w:tcW w:type="dxa" w:w="5046"/>
+          </w:tcPr>
+          <w:p>
+            <w:r/>
+            <w:r>
+              <w:rPr>
+                <w:rFonts w:ascii="Calibri" w:hAnsi="Calibri" w:eastAsia="微软雅黑"/>
+                <w:b w:val="0"/>
+                <w:sz w:val="19"/>
+              </w:rPr>
+              <w:t>SPA 新 UI（默认）/ 老 UI 多页版；决定用例目录与结果目录</w:t>
+            </w:r>
+          </w:p>
+        </w:tc>
+      </w:tr>
+      <w:tr>
+        <w:tc>
+          <w:tcPr>
+            <w:tcW w:type="dxa" w:w="1474"/>
+          </w:tcPr>
+          <w:p>
+            <w:r/>
+            <w:r>
+              <w:rPr>
+                <w:rFonts w:ascii="Calibri" w:hAnsi="Calibri" w:eastAsia="微软雅黑"/>
+                <w:b w:val="0"/>
+                <w:sz w:val="19"/>
+              </w:rPr>
+              <w:t>--scheme</w:t>
+            </w:r>
+          </w:p>
+        </w:tc>
+        <w:tc>
+          <w:tcPr>
+            <w:tcW w:type="dxa" w:w="2268"/>
+          </w:tcPr>
+          <w:p>
+            <w:r/>
+            <w:r>
+              <w:rPr>
+                <w:rFonts w:ascii="Calibri" w:hAnsi="Calibri" w:eastAsia="微软雅黑"/>
+                <w:b w:val="0"/>
+                <w:sz w:val="19"/>
+              </w:rPr>
+              <w:t>https / http / auto</w:t>
+            </w:r>
+          </w:p>
+        </w:tc>
+        <w:tc>
+          <w:tcPr>
+            <w:tcW w:type="dxa" w:w="5046"/>
+          </w:tcPr>
+          <w:p>
+            <w:r/>
+            <w:r>
+              <w:rPr>
+                <w:rFonts w:ascii="Calibri" w:hAnsi="Calibri" w:eastAsia="微软雅黑"/>
+                <w:b w:val="0"/>
+                <w:sz w:val="19"/>
+              </w:rPr>
+              <w:t>自然语言可选（如 "https加密"、"http明文"、"自动探测"）；默认 auto=HTTPS 优先探测，失败回退 HTTP</w:t>
+            </w:r>
+          </w:p>
+        </w:tc>
+      </w:tr>
+      <w:tr>
+        <w:tc>
+          <w:tcPr>
+            <w:tcW w:type="dxa" w:w="1474"/>
+          </w:tcPr>
+          <w:p>
+            <w:r/>
+            <w:r>
+              <w:rPr>
+                <w:rFonts w:ascii="Calibri" w:hAnsi="Calibri" w:eastAsia="微软雅黑"/>
+                <w:b w:val="0"/>
+                <w:sz w:val="19"/>
+              </w:rPr>
+              <w:t>--headful</w:t>
+            </w:r>
+          </w:p>
+        </w:tc>
+        <w:tc>
+          <w:tcPr>
+            <w:tcW w:type="dxa" w:w="2268"/>
+          </w:tcPr>
+          <w:p>
+            <w:r/>
+            <w:r>
+              <w:rPr>
+                <w:rFonts w:ascii="Calibri" w:hAnsi="Calibri" w:eastAsia="微软雅黑"/>
+                <w:b w:val="0"/>
+                <w:sz w:val="19"/>
+              </w:rPr>
+              <w:t>开关</w:t>
+            </w:r>
+          </w:p>
+        </w:tc>
+        <w:tc>
+          <w:tcPr>
+            <w:tcW w:type="dxa" w:w="5046"/>
+          </w:tcPr>
+          <w:p>
+            <w:r/>
+            <w:r>
+              <w:rPr>
+                <w:rFonts w:ascii="Calibri" w:hAnsi="Calibri" w:eastAsia="微软雅黑"/>
+                <w:b w:val="0"/>
+                <w:sz w:val="19"/>
+              </w:rPr>
+              <w:t>有头调试模式</w:t>
+            </w:r>
+          </w:p>
+        </w:tc>
+      </w:tr>
+      <w:tr>
+        <w:tc>
+          <w:tcPr>
+            <w:tcW w:type="dxa" w:w="1474"/>
+          </w:tcPr>
+          <w:p>
+            <w:r/>
+            <w:r>
+              <w:rPr>
+                <w:rFonts w:ascii="Calibri" w:hAnsi="Calibri" w:eastAsia="微软雅黑"/>
+                <w:b w:val="0"/>
+                <w:sz w:val="19"/>
+              </w:rPr>
+              <w:t>--out</w:t>
+            </w:r>
+          </w:p>
+        </w:tc>
+        <w:tc>
+          <w:tcPr>
+            <w:tcW w:type="dxa" w:w="2268"/>
+          </w:tcPr>
+          <w:p>
+            <w:r/>
+            <w:r>
+              <w:rPr>
+                <w:rFonts w:ascii="Calibri" w:hAnsi="Calibri" w:eastAsia="微软雅黑"/>
+                <w:b w:val="0"/>
+                <w:sz w:val="19"/>
+              </w:rPr>
+              <w:t>目录</w:t>
+            </w:r>
+          </w:p>
+        </w:tc>
+        <w:tc>
+          <w:tcPr>
+            <w:tcW w:type="dxa" w:w="5046"/>
+          </w:tcPr>
+          <w:p>
+            <w:r/>
+            <w:r>
+              <w:rPr>
+                <w:rFonts w:ascii="Calibri" w:hAnsi="Calibri" w:eastAsia="微软雅黑"/>
+                <w:b w:val="0"/>
+                <w:sz w:val="19"/>
+              </w:rPr>
+              <w:t>自定义结果目录</w:t>
+            </w:r>
+          </w:p>
+        </w:tc>
+      </w:tr>
+    </w:tbl>
     <w:p>
       <w:pPr>
         <w:shd w:val="clear" w:color="auto" w:fill="F2F2F2"/>
@@ -2367,7 +2814,7 @@
           <w:b w:val="0"/>
           <w:sz w:val="18"/>
         </w:rPr>
-        <w:t># 新 UI（默认变体）：结果落 reports/intl_real/&lt;时间戳&gt;/</w:t>
+        <w:t># 新 UI（默认变体）：结果落 reports/intl_real/&lt;run_id&gt;/</w:t>
       </w:r>
     </w:p>
     <w:p>
@@ -2382,7 +2829,7 @@
           <w:b w:val="0"/>
           <w:sz w:val="18"/>
         </w:rPr>
-        <w:t>python runner/run_intl_real.py --suite all            # 24 套件全量（约 25 分钟）</w:t>
+        <w:t>python runner/run_intl_real.py --suite all --scheme auto      # 全量（约 25 分钟）</w:t>
       </w:r>
     </w:p>
     <w:p>
@@ -2397,7 +2844,7 @@
           <w:b w:val="0"/>
           <w:sz w:val="18"/>
         </w:rPr>
-        <w:t>python runner/run_intl_real.py --suite status         # 单套件专项（约 1 分钟）</w:t>
+        <w:t>python runner/run_intl_real.py --suite status --scheme auto   # 单套件（约 1 分钟）</w:t>
       </w:r>
     </w:p>
     <w:p>
@@ -2470,7 +2917,22 @@
           <w:b w:val="0"/>
           <w:sz w:val="18"/>
         </w:rPr>
-        <w:t># 可选：--headful 有头调试 / --out DIR 自定义结果目录</w:t>
+        <w:t># 协议说明：HG6142HT 已开启 HTTPS 强制跳转（HTTP 301 -&gt; HTTPS），</w:t>
+      </w:r>
+    </w:p>
+    <w:p>
+      <w:pPr>
+        <w:shd w:val="clear" w:color="auto" w:fill="F2F2F2"/>
+        <w:spacing w:after="0"/>
+        <w:ind w:left="170"/>
+      </w:pPr>
+      <w:r>
+        <w:rPr>
+          <w:rFonts w:ascii="Consolas" w:hAnsi="Consolas" w:eastAsia="微软雅黑"/>
+          <w:b w:val="0"/>
+          <w:sz w:val="18"/>
+        </w:rPr>
+        <w:t># auto/https 模式自动忽略自签证书；纯 http 指定也会被设备 301 到 HTTPS（设备端策略）</w:t>
       </w:r>
     </w:p>
     <w:p>
@@ -2497,7 +2959,166 @@
           <w:color w:val="2E74B5"/>
           <w:sz w:val="25"/>
         </w:rPr>
-        <w:t>3.7 扩展新运营商 / 新套件（6 步）</w:t>
+        <w:t>3.7 单套件回归一键 SOP（已固化，可复用）</w:t>
+      </w:r>
+    </w:p>
+    <w:p>
+      <w:pPr>
+        <w:spacing w:after="120"/>
+      </w:pPr>
+      <w:r>
+        <w:rPr>
+          <w:rFonts w:ascii="Calibri" w:hAnsi="Calibri" w:eastAsia="微软雅黑"/>
+          <w:b w:val="0"/>
+          <w:sz w:val="21"/>
+        </w:rPr>
+        <w:t>单套件专项回归已固化为标准三步链，在 WorkBuddy 中说「按SOP直接跑」即可跳过环境探测/凭据核对直接执行：</w:t>
+      </w:r>
+    </w:p>
+    <w:p>
+      <w:pPr>
+        <w:shd w:val="clear" w:color="auto" w:fill="F2F2F2"/>
+        <w:spacing w:after="0"/>
+        <w:ind w:left="170"/>
+      </w:pPr>
+      <w:r>
+        <w:rPr>
+          <w:rFonts w:ascii="Consolas" w:hAnsi="Consolas" w:eastAsia="微软雅黑"/>
+          <w:b w:val="0"/>
+          <w:sz w:val="18"/>
+        </w:rPr>
+        <w:t># 步骤 1：真机执行（约 1 分钟）</w:t>
+      </w:r>
+    </w:p>
+    <w:p>
+      <w:pPr>
+        <w:shd w:val="clear" w:color="auto" w:fill="F2F2F2"/>
+        <w:spacing w:after="0"/>
+        <w:ind w:left="170"/>
+      </w:pPr>
+      <w:r>
+        <w:rPr>
+          <w:rFonts w:ascii="Consolas" w:hAnsi="Consolas" w:eastAsia="微软雅黑"/>
+          <w:b w:val="0"/>
+          <w:sz w:val="18"/>
+        </w:rPr>
+        <w:t>python runner/run_intl_real.py --suite &lt;s&gt; --scheme auto</w:t>
+      </w:r>
+    </w:p>
+    <w:p>
+      <w:pPr>
+        <w:shd w:val="clear" w:color="auto" w:fill="F2F2F2"/>
+        <w:spacing w:after="0"/>
+        <w:ind w:left="170"/>
+      </w:pPr>
+      <w:r>
+        <w:rPr>
+          <w:rFonts w:ascii="Consolas" w:hAnsi="Consolas" w:eastAsia="微软雅黑"/>
+          <w:b w:val="0"/>
+          <w:sz w:val="18"/>
+        </w:rPr>
+      </w:r>
+    </w:p>
+    <w:p>
+      <w:pPr>
+        <w:shd w:val="clear" w:color="auto" w:fill="F2F2F2"/>
+        <w:spacing w:after="0"/>
+        <w:ind w:left="170"/>
+      </w:pPr>
+      <w:r>
+        <w:rPr>
+          <w:rFonts w:ascii="Consolas" w:hAnsi="Consolas" w:eastAsia="微软雅黑"/>
+          <w:b w:val="0"/>
+          <w:sz w:val="18"/>
+        </w:rPr>
+        <w:t># 步骤 2：生成报告（--suite 必须首次就带上，漏带会生成全量版报告需删除重做）</w:t>
+      </w:r>
+    </w:p>
+    <w:p>
+      <w:pPr>
+        <w:shd w:val="clear" w:color="auto" w:fill="F2F2F2"/>
+        <w:spacing w:after="0"/>
+        <w:ind w:left="170"/>
+      </w:pPr>
+      <w:r>
+        <w:rPr>
+          <w:rFonts w:ascii="Consolas" w:hAnsi="Consolas" w:eastAsia="微软雅黑"/>
+          <w:b w:val="0"/>
+          <w:sz w:val="18"/>
+        </w:rPr>
+        <w:t>python tools/gen_intl_word.py --variant new_ui --result &lt;run_id&gt; --suite &lt;s&gt;</w:t>
+      </w:r>
+    </w:p>
+    <w:p>
+      <w:pPr>
+        <w:shd w:val="clear" w:color="auto" w:fill="F2F2F2"/>
+        <w:spacing w:after="0"/>
+        <w:ind w:left="170"/>
+      </w:pPr>
+      <w:r>
+        <w:rPr>
+          <w:rFonts w:ascii="Consolas" w:hAnsi="Consolas" w:eastAsia="微软雅黑"/>
+          <w:b w:val="0"/>
+          <w:sz w:val="18"/>
+        </w:rPr>
+      </w:r>
+    </w:p>
+    <w:p>
+      <w:pPr>
+        <w:shd w:val="clear" w:color="auto" w:fill="F2F2F2"/>
+        <w:spacing w:after="0"/>
+        <w:ind w:left="170"/>
+      </w:pPr>
+      <w:r>
+        <w:rPr>
+          <w:rFonts w:ascii="Consolas" w:hAnsi="Consolas" w:eastAsia="微软雅黑"/>
+          <w:b w:val="0"/>
+          <w:sz w:val="18"/>
+        </w:rPr>
+        <w:t># 步骤 3：脱敏扫描 + 归档（解包 docx 扫描 CM/INTL 密码字面量，CLEAN 后复制到项目根，</w:t>
+      </w:r>
+    </w:p>
+    <w:p>
+      <w:pPr>
+        <w:shd w:val="clear" w:color="auto" w:fill="F2F2F2"/>
+        <w:spacing w:after="0"/>
+        <w:ind w:left="170"/>
+      </w:pPr>
+      <w:r>
+        <w:rPr>
+          <w:rFonts w:ascii="Consolas" w:hAnsi="Consolas" w:eastAsia="微软雅黑"/>
+          <w:b w:val="0"/>
+          <w:sz w:val="18"/>
+        </w:rPr>
+        <w:t>#          命名：测试报告-INTL-REAL-&lt;SUITE&gt;-&lt;设备型号&gt;-&lt;ts&gt;.docx / 用例文档-INTL-REAL-&lt;SUITE&gt;-&lt;ts&gt;.docx）</w:t>
+      </w:r>
+    </w:p>
+    <w:p>
+      <w:pPr>
+        <w:spacing w:after="120"/>
+      </w:pPr>
+      <w:r>
+        <w:rPr>
+          <w:rFonts w:ascii="Calibri" w:hAnsi="Calibri" w:eastAsia="微软雅黑"/>
+          <w:b w:val="0"/>
+          <w:color w:val="595959"/>
+          <w:sz w:val="19"/>
+        </w:rPr>
+        <w:t>实测数据（HG6142HT，2026-09-03）：status 7/7 约 63s、login 8/8 约 48s，全流程 2 个执行动作完成。</w:t>
+      </w:r>
+    </w:p>
+    <w:p>
+      <w:pPr>
+        <w:spacing w:before="200" w:after="80"/>
+      </w:pPr>
+      <w:r>
+        <w:rPr>
+          <w:rFonts w:ascii="Calibri" w:hAnsi="Calibri" w:eastAsia="微软雅黑"/>
+          <w:b/>
+          <w:color w:val="2E74B5"/>
+          <w:sz w:val="25"/>
+        </w:rPr>
+        <w:t>3.8 扩展新运营商 / 新套件（6 步）</w:t>
       </w:r>
     </w:p>
     <w:p>
@@ -2601,7 +3222,7 @@
           <w:color w:val="2E74B5"/>
           <w:sz w:val="25"/>
         </w:rPr>
-        <w:t>3.8 Skill 双端封装</w:t>
+        <w:t>3.9 Skill 双端封装</w:t>
       </w:r>
     </w:p>
     <w:tbl>
@@ -2717,7 +3338,7 @@
                 <w:b w:val="0"/>
                 <w:sz w:val="19"/>
               </w:rPr>
-              <w:t>直接自然语言对话触发</w:t>
+              <w:t>直接自然语言对话触发（含「按SOP直接跑」）</w:t>
             </w:r>
           </w:p>
         </w:tc>
@@ -2784,7 +3405,7 @@
           <w:color w:val="2E74B5"/>
           <w:sz w:val="25"/>
         </w:rPr>
-        <w:t>3.9 安全与注意事项</w:t>
+        <w:t>3.10 安全与注意事项</w:t>
       </w:r>
     </w:p>
     <w:p>
@@ -2797,7 +3418,7 @@
           <w:b w:val="0"/>
           <w:sz w:val="20"/>
         </w:rPr>
-        <w:t>① 真机地址与账号不写入代码/profile.json，全部经 .env / 环境变量注入（${QCT_*} 占位符运行时解析），仓库可安全公开发布；CI 用 GitHub Secrets。② 收到外部压缩包/目录先扫两套真实密码（CM 与 INTL），docx 需解包扫 word/document.xml；报告/文档交付前同样扫描。③ 修改源码/选择器后注意 operators/{op}/selectors.json 与 profiles/selectors/ 基线选择器双文件同步。</w:t>
+        <w:t>① 真机地址与账号不写入代码/profile.json，全部经 .env / 环境变量注入（${QCT_*} 占位符运行时解析），仓库可安全公开发布；CI 用 GitHub Secrets。② 任何入库内容（文档/代码/示例）一律不得含密码字面量，哪怕作为「反例示例」；docx 交付前解包扫 word/document.xml，命中即整改。③ 修改源码/选择器后注意 operators/{op}/selectors.json 与 profiles/selectors/ 基线选择器双文件同步。</w:t>
       </w:r>
     </w:p>
     <w:p>
@@ -2854,7 +3475,7 @@
           <w:b w:val="0"/>
           <w:sz w:val="21"/>
         </w:rPr>
-        <w:t>面向 INTL 真机执行结果（run_intl_real.py 输出），自动完成：读取 reports/ 最新（或指定 run_id）结果 → 分套件统计 → 用例耗时填充 → 失败用例分析 → FH 品牌化封面（左上 logo）+ FH 页眉 → 输出用例文档与测试报告两个 DOCX。</w:t>
+        <w:t>面向 INTL 真机执行结果（run_intl_real.py 输出），自动完成：读取 reports/ 最新（或指定 run_id）结果 → 分套件统计 → 用例耗时填充 → 失败用例分析 → FH 品牌化封面（左上 logo）+ FH 页眉 → 输出用例文档与测试报告两个 DOCX。分析结论段已改为按本轮 result.json 动态生成（统计/耗时 TOP3/功能覆盖/专项观察），兼容全量与单套件模式，无数据时回退静态文案。</w:t>
       </w:r>
     </w:p>
     <w:tbl>
@@ -2970,7 +3591,7 @@
                 <w:b w:val="0"/>
                 <w:sz w:val="19"/>
               </w:rPr>
-              <w:t>--result 20260902_143906</w:t>
+              <w:t>--result 20260903_161815</w:t>
             </w:r>
           </w:p>
         </w:tc>
@@ -3247,7 +3868,7 @@
           <w:b w:val="0"/>
           <w:sz w:val="18"/>
         </w:rPr>
-        <w:t>python tools/gen_intl_word.py --result 20260902_122623 --mode report</w:t>
+        <w:t>python tools/gen_intl_word.py --result 20260903_122623 --mode report</w:t>
       </w:r>
     </w:p>
     <w:p>
@@ -3276,7 +3897,51 @@
           <w:b w:val="0"/>
           <w:sz w:val="18"/>
         </w:rPr>
-        <w:t># 老 UI 变体 + 单套件专项（status）</w:t>
+        <w:t># 单套件专项（--suite 必须首次生成就带上，漏带会生成全量版需返工）</w:t>
+      </w:r>
+    </w:p>
+    <w:p>
+      <w:pPr>
+        <w:shd w:val="clear" w:color="auto" w:fill="F2F2F2"/>
+        <w:spacing w:after="0"/>
+        <w:ind w:left="170"/>
+      </w:pPr>
+      <w:r>
+        <w:rPr>
+          <w:rFonts w:ascii="Consolas" w:hAnsi="Consolas" w:eastAsia="微软雅黑"/>
+          <w:b w:val="0"/>
+          <w:sz w:val="18"/>
+        </w:rPr>
+        <w:t>python tools/gen_intl_word.py --variant new_ui --result 20260903_161815 --suite status</w:t>
+      </w:r>
+    </w:p>
+    <w:p>
+      <w:pPr>
+        <w:shd w:val="clear" w:color="auto" w:fill="F2F2F2"/>
+        <w:spacing w:after="0"/>
+        <w:ind w:left="170"/>
+      </w:pPr>
+      <w:r>
+        <w:rPr>
+          <w:rFonts w:ascii="Consolas" w:hAnsi="Consolas" w:eastAsia="微软雅黑"/>
+          <w:b w:val="0"/>
+          <w:sz w:val="18"/>
+        </w:rPr>
+      </w:r>
+    </w:p>
+    <w:p>
+      <w:pPr>
+        <w:shd w:val="clear" w:color="auto" w:fill="F2F2F2"/>
+        <w:spacing w:after="0"/>
+        <w:ind w:left="170"/>
+      </w:pPr>
+      <w:r>
+        <w:rPr>
+          <w:rFonts w:ascii="Consolas" w:hAnsi="Consolas" w:eastAsia="微软雅黑"/>
+          <w:b w:val="0"/>
+          <w:sz w:val="18"/>
+        </w:rPr>
+        <w:t># 老 UI 变体 + 单套件专项</w:t>
       </w:r>
     </w:p>
     <w:p>
@@ -3320,7 +3985,7 @@
           <w:b w:val="0"/>
           <w:sz w:val="18"/>
         </w:rPr>
-        <w:t># 输出：测试报告-INTL-REAL[-STATUS]-&lt;时间戳&gt;.docx（含套件统计/失败分析/截图）</w:t>
+        <w:t># 输出：docs/case-docs/测试报告-INTL-REAL[-&lt;SUITE&gt;]-&lt;时间戳&gt;.docx + 用例文档-*.docx</w:t>
       </w:r>
     </w:p>
     <w:p>
@@ -4034,7 +4699,7 @@
                 <w:b w:val="0"/>
                 <w:sz w:val="19"/>
               </w:rPr>
-              <w:t>总用例/通过/失败/跳过/超时/中断/通过率/总耗时；分套件统计表；单条耗时（均/最长）</w:t>
+              <w:t>总用例/通过/失败/跳过/超时/中断/通过率/总耗时；分套件统计表；单条耗时（均/最长 TOP3）</w:t>
             </w:r>
           </w:p>
         </w:tc>
@@ -4086,7 +4751,7 @@
                 <w:b w:val="0"/>
                 <w:sz w:val="19"/>
               </w:rPr>
-              <w:t>失败分析</w:t>
+              <w:t>分析结论</w:t>
             </w:r>
           </w:p>
         </w:tc>
@@ -4102,7 +4767,7 @@
                 <w:b w:val="0"/>
                 <w:sz w:val="19"/>
               </w:rPr>
-              <w:t>失败用例归因表（按套件分组），分析结论随设备/变体画像更新</w:t>
+              <w:t>按本轮 result.json 动态生成：通过率/耗时画像/功能覆盖逐条/专项观察；无数据回退静态文案</w:t>
             </w:r>
           </w:p>
         </w:tc>
@@ -4136,7 +4801,7 @@
                 <w:b w:val="0"/>
                 <w:sz w:val="19"/>
               </w:rPr>
-              <w:t>报告禁真实密码：CM 管理员账号、CM/INTL 两套真实登录口令一律不入 docx（字面值见内部扫描清单），交付前解包扫 word/document.xml 验证，命中即整改</w:t>
+              <w:t>任何密码不入 docx（字面值见内部扫描清单，取值仅存于工程根 .env）；交付前解包扫 word/document.xml 验证</w:t>
             </w:r>
           </w:p>
         </w:tc>
@@ -4373,7 +5038,7 @@
                 <w:b w:val="0"/>
                 <w:sz w:val="19"/>
               </w:rPr>
-              <w:t>改表单/网络类套件（lan、wan CRUD）置末执行，防 DHCP 重启/锁定级联失败</w:t>
+              <w:t>改表单/网络类套件（lan、wan CRUD、security 锁定）置末执行，防 DHCP 重启/锁定级联失败</w:t>
             </w:r>
           </w:p>
         </w:tc>
@@ -4459,6 +5124,40 @@
                 <w:b w:val="0"/>
                 <w:sz w:val="19"/>
               </w:rPr>
+              <w:t>访问协议</w:t>
+            </w:r>
+          </w:p>
+        </w:tc>
+        <w:tc>
+          <w:tcPr>
+            <w:tcW w:type="dxa" w:w="6860"/>
+          </w:tcPr>
+          <w:p>
+            <w:r/>
+            <w:r>
+              <w:rPr>
+                <w:rFonts w:ascii="Calibri" w:hAnsi="Calibri" w:eastAsia="微软雅黑"/>
+                <w:b w:val="0"/>
+                <w:sz w:val="19"/>
+              </w:rPr>
+              <w:t>HG6142HT 当前 HTTPS 强制（HTTP 301 跳转）；--scheme auto 即可，无需手工处理自签证书</w:t>
+            </w:r>
+          </w:p>
+        </w:tc>
+      </w:tr>
+      <w:tr>
+        <w:tc>
+          <w:tcPr>
+            <w:tcW w:type="dxa" w:w="1928"/>
+          </w:tcPr>
+          <w:p>
+            <w:r/>
+            <w:r>
+              <w:rPr>
+                <w:rFonts w:ascii="Calibri" w:hAnsi="Calibri" w:eastAsia="微软雅黑"/>
+                <w:b w:val="0"/>
+                <w:sz w:val="19"/>
+              </w:rPr>
               <w:t>双频合一</w:t>
             </w:r>
           </w:p>
@@ -4476,6 +5175,40 @@
                 <w:sz w:val="19"/>
               </w:rPr>
               <w:t>CM 在「无线基本配置」（#fhId_onApplySameSSID）；INTL 在独立 bandSteering 页（#fhId_Enable）</w:t>
+            </w:r>
+          </w:p>
+        </w:tc>
+      </w:tr>
+      <w:tr>
+        <w:tc>
+          <w:tcPr>
+            <w:tcW w:type="dxa" w:w="1928"/>
+          </w:tcPr>
+          <w:p>
+            <w:r/>
+            <w:r>
+              <w:rPr>
+                <w:rFonts w:ascii="Calibri" w:hAnsi="Calibri" w:eastAsia="微软雅黑"/>
+                <w:b w:val="0"/>
+                <w:sz w:val="19"/>
+              </w:rPr>
+              <w:t>venv 路径</w:t>
+            </w:r>
+          </w:p>
+        </w:tc>
+        <w:tc>
+          <w:tcPr>
+            <w:tcW w:type="dxa" w:w="6860"/>
+          </w:tcPr>
+          <w:p>
+            <w:r/>
+            <w:r>
+              <w:rPr>
+                <w:rFonts w:ascii="Calibri" w:hAnsi="Calibri" w:eastAsia="微软雅黑"/>
+                <w:b w:val="0"/>
+                <w:sz w:val="19"/>
+              </w:rPr>
+              <w:t>Windows 下解释器在 venv\Scripts\python.exe（venv 根目录无 python.exe 属正常）</w:t>
             </w:r>
           </w:p>
         </w:tc>
